--- a/output_docs/东升幼儿园_工作联系单（二）.docx
+++ b/output_docs/东升幼儿园_工作联系单（二）.docx
@@ -4,52 +4,24 @@
   <w:body>
     <w:p>
       <w:pPr>
+        <w:spacing w:before="0" w:after="280" w:line="240" w:lineRule="auto"/>
         <w:jc w:val="center"/>
       </w:pPr>
       <w:r>
         <w:rPr>
           <w:rFonts w:ascii="仿宋_GB2312" w:hAnsi="仿宋_GB2312" w:eastAsia="仿宋_GB2312"/>
-          <w:b/>
-          <w:sz w:val="40"/>
+          <w:b w:val="0"/>
+          <w:sz w:val="48"/>
         </w:rPr>
         <w:t>工作联系单</w:t>
       </w:r>
     </w:p>
-    <w:p/>
-    <w:p>
-      <w:r>
-        <w:rPr>
-          <w:rFonts w:ascii="仿宋_GB2312" w:hAnsi="仿宋_GB2312" w:eastAsia="仿宋_GB2312"/>
-          <w:b w:val="0"/>
-          <w:sz w:val="24"/>
-        </w:rPr>
-        <w:t>工程名称：东升、东红、千秋、东平、南俸、上埇和机关等7所幼儿园室外配套附属设施建设工程（万泉镇中心幼儿园东升分园）</w:t>
-      </w:r>
-    </w:p>
-    <w:p>
-      <w:r>
-        <w:rPr>
-          <w:rFonts w:ascii="仿宋_GB2312" w:hAnsi="仿宋_GB2312" w:eastAsia="仿宋_GB2312"/>
-          <w:b/>
-          <w:sz w:val="24"/>
-        </w:rPr>
-        <w:t>编号：2</w:t>
-      </w:r>
-    </w:p>
-    <w:p/>
-    <w:p>
-      <w:r>
-        <w:rPr>
-          <w:rFonts w:ascii="仿宋_GB2312" w:hAnsi="仿宋_GB2312" w:eastAsia="仿宋_GB2312"/>
-          <w:b w:val="0"/>
-          <w:sz w:val="24"/>
-        </w:rPr>
-        <w:t>致：  海口市工程监理有限公司  （监理单位）</w:t>
-      </w:r>
-    </w:p>
     <w:p>
       <w:pPr>
-        <w:ind w:left="567"/>
+        <w:tabs>
+          <w:tab w:pos="9825" w:val="right"/>
+        </w:tabs>
+        <w:spacing w:before="0" w:after="200" w:line="240" w:lineRule="auto"/>
       </w:pPr>
       <w:r>
         <w:rPr>
@@ -57,205 +29,272 @@
           <w:b w:val="0"/>
           <w:sz w:val="24"/>
         </w:rPr>
-        <w:t>琼海市万泉镇中心幼儿园  （使用单位）</w:t>
+        <w:t>工程名称：东升、东红、千秋、东平、南俸、上埇和机关等7所幼儿园室外配套附属设施建设工程</w:t>
+        <w:tab/>
+        <w:t>编号：2</w:t>
       </w:r>
     </w:p>
-    <w:p>
-      <w:pPr>
-        <w:ind w:left="567"/>
-      </w:pPr>
-      <w:r>
-        <w:rPr>
-          <w:rFonts w:ascii="仿宋_GB2312" w:hAnsi="仿宋_GB2312" w:eastAsia="仿宋_GB2312"/>
-          <w:b w:val="0"/>
-          <w:sz w:val="24"/>
-        </w:rPr>
-        <w:t>中昌设计集团有限公司  （设计单位）</w:t>
-      </w:r>
-    </w:p>
-    <w:p>
-      <w:pPr>
-        <w:ind w:left="567"/>
-      </w:pPr>
-      <w:r>
-        <w:rPr>
-          <w:rFonts w:ascii="仿宋_GB2312" w:hAnsi="仿宋_GB2312" w:eastAsia="仿宋_GB2312"/>
-          <w:b w:val="0"/>
-          <w:sz w:val="24"/>
-        </w:rPr>
-        <w:t>琼海市城市投资运营有限公司  （建设单位）</w:t>
-      </w:r>
-    </w:p>
-    <w:p>
-      <w:pPr>
-        <w:ind w:left="567"/>
-      </w:pPr>
-      <w:r>
-        <w:rPr>
-          <w:rFonts w:ascii="仿宋_GB2312" w:hAnsi="仿宋_GB2312" w:eastAsia="仿宋_GB2312"/>
-          <w:b w:val="0"/>
-          <w:sz w:val="24"/>
-        </w:rPr>
-        <w:t>琼海市教育局</w:t>
-      </w:r>
-    </w:p>
-    <w:p/>
-    <w:p>
-      <w:r>
-        <w:rPr>
-          <w:rFonts w:ascii="仿宋_GB2312" w:hAnsi="仿宋_GB2312" w:eastAsia="仿宋_GB2312"/>
-          <w:b w:val="0"/>
-          <w:sz w:val="24"/>
-        </w:rPr>
-        <w:t>事由：</w:t>
-      </w:r>
-    </w:p>
-    <w:p>
-      <w:r>
-        <w:rPr>
-          <w:rFonts w:ascii="仿宋_GB2312" w:hAnsi="仿宋_GB2312" w:eastAsia="仿宋_GB2312"/>
-          <w:b w:val="0"/>
-          <w:sz w:val="24"/>
-        </w:rPr>
-        <w:t>根据现场实际情况及使用单位提出的若干意见，对原设计图纸做出部分修改，以下内容为对工作联系单（编号1）的补充说明，工作联系单（编号1）与本联系单（编号2）合并后与本项目东升幼儿园工程量确认单内容一一对应：</w:t>
-      </w:r>
-    </w:p>
-    <w:p>
-      <w:pPr>
-        <w:ind w:left="0"/>
-      </w:pPr>
-      <w:r>
-        <w:rPr>
-          <w:rFonts w:ascii="仿宋_GB2312" w:hAnsi="仿宋_GB2312" w:eastAsia="仿宋_GB2312"/>
-          <w:b w:val="0"/>
-          <w:sz w:val="24"/>
-        </w:rPr>
-        <w:t>1.大门口消防车道拆除原混凝土路面后新建，面积103.79㎡（拆除量按施工资料结算）；大门内消防车道坡道两侧增加挡土墙，总长22.97m；坡道两侧新增镀锌栏杆扶手，总长度15.5m。</w:t>
-      </w:r>
-    </w:p>
-    <w:p>
-      <w:pPr>
-        <w:ind w:left="0"/>
-      </w:pPr>
-      <w:r>
-        <w:rPr>
-          <w:rFonts w:ascii="仿宋_GB2312" w:hAnsi="仿宋_GB2312" w:eastAsia="仿宋_GB2312"/>
-          <w:b w:val="0"/>
-          <w:sz w:val="24"/>
-        </w:rPr>
-        <w:t>2.取消原电动伸缩门1座，替换为成品双扇咖色氟碳漆热镀锌方管大门，高2.5m，总宽6m；大门外指定场地换填300厚种植土铺设台湾草438㎡，种植面积以最终现场为准。</w:t>
-      </w:r>
-    </w:p>
-    <w:p>
-      <w:pPr>
-        <w:ind w:left="0"/>
-      </w:pPr>
-      <w:r>
-        <w:rPr>
-          <w:rFonts w:ascii="仿宋_GB2312" w:hAnsi="仿宋_GB2312" w:eastAsia="仿宋_GB2312"/>
-          <w:b w:val="0"/>
-          <w:sz w:val="24"/>
-        </w:rPr>
-        <w:t>3.应使用单位要求拆除单层混合结构建筑（面积据拆除影像资料据实结算）；清理后原场地做硬化并铺设悬浮式地板，面积70平方米，拼接图案厂家提供，中心点标高高于周边地面0.03m并与之找坡平接；原单层混合结构建筑门口位置增设铸铁盖板14.4m。</w:t>
-      </w:r>
-    </w:p>
-    <w:p>
-      <w:pPr>
-        <w:ind w:left="0"/>
-      </w:pPr>
-      <w:r>
-        <w:rPr>
-          <w:rFonts w:ascii="仿宋_GB2312" w:hAnsi="仿宋_GB2312" w:eastAsia="仿宋_GB2312"/>
-          <w:b w:val="0"/>
-          <w:sz w:val="24"/>
-        </w:rPr>
-        <w:t>4.应业主要求对新建围墙做法进行变更，其中总高2.9m的围墙长105.05m，总高2.5m的围墙长29.94m，做法见图。</w:t>
-      </w:r>
-    </w:p>
-    <w:p>
-      <w:pPr>
-        <w:ind w:left="0"/>
-      </w:pPr>
-      <w:r>
-        <w:rPr>
-          <w:rFonts w:ascii="仿宋_GB2312" w:hAnsi="仿宋_GB2312" w:eastAsia="仿宋_GB2312"/>
-          <w:b w:val="0"/>
-          <w:sz w:val="24"/>
-        </w:rPr>
-        <w:t>5.根据现场排水需要，在隔油池（见联系单一第3条）旁边增设两个铸铁篦子雨水口，通过5.4m DN200波纹管排至雨水井。</w:t>
-      </w:r>
-    </w:p>
-    <w:p>
-      <w:r>
-        <w:rPr>
-          <w:rFonts w:ascii="仿宋_GB2312" w:hAnsi="仿宋_GB2312" w:eastAsia="仿宋_GB2312"/>
-          <w:b w:val="0"/>
-          <w:sz w:val="24"/>
-        </w:rPr>
-        <w:t>请各参建单位予以确认。</w:t>
-      </w:r>
-    </w:p>
-    <w:p/>
-    <w:p>
-      <w:pPr>
-        <w:jc w:val="right"/>
-      </w:pPr>
-      <w:r>
-        <w:rPr>
-          <w:rFonts w:ascii="仿宋_GB2312" w:hAnsi="仿宋_GB2312" w:eastAsia="仿宋_GB2312"/>
-          <w:b w:val="0"/>
-          <w:sz w:val="24"/>
-        </w:rPr>
-        <w:t>承包单位：</w:t>
-      </w:r>
-    </w:p>
-    <w:p>
-      <w:pPr>
-        <w:jc w:val="right"/>
-      </w:pPr>
-      <w:r>
-        <w:rPr>
-          <w:rFonts w:ascii="仿宋_GB2312" w:hAnsi="仿宋_GB2312" w:eastAsia="仿宋_GB2312"/>
-          <w:b w:val="0"/>
-          <w:sz w:val="24"/>
-        </w:rPr>
-        <w:t>项目经理：</w:t>
-      </w:r>
-    </w:p>
-    <w:p>
-      <w:pPr>
-        <w:jc w:val="right"/>
-      </w:pPr>
-      <w:r>
-        <w:rPr>
-          <w:rFonts w:ascii="仿宋_GB2312" w:hAnsi="仿宋_GB2312" w:eastAsia="仿宋_GB2312"/>
-          <w:b w:val="0"/>
-          <w:sz w:val="24"/>
-        </w:rPr>
-        <w:t>日期：</w:t>
-      </w:r>
-    </w:p>
-    <w:p/>
     <w:tbl>
       <w:tblPr>
         <w:tblStyle w:val="TableGrid"/>
         <w:tblW w:type="auto" w:w="0"/>
         <w:jc w:val="center"/>
+        <w:tblLayout w:type="fixed"/>
         <w:tblLook w:firstColumn="1" w:firstRow="1" w:lastColumn="0" w:lastRow="0" w:noHBand="0" w:noVBand="1" w:val="04A0"/>
       </w:tblPr>
       <w:tblGrid>
-        <w:gridCol w:w="4252"/>
-        <w:gridCol w:w="4819"/>
+        <w:gridCol w:w="5077"/>
+        <w:gridCol w:w="5077"/>
       </w:tblGrid>
       <w:tr>
+        <w:tc>
+          <w:tcPr>
+            <w:tcW w:type="dxa" w:w="9825"/>
+            <w:gridSpan w:val="2"/>
+            <w:tcMar>
+              <w:top w:w="120" w:type="dxa"/>
+              <w:bottom w:w="120" w:type="dxa"/>
+              <w:left w:w="140" w:type="dxa"/>
+              <w:right w:w="140" w:type="dxa"/>
+            </w:tcMar>
+            <w:vAlign w:val="top"/>
+          </w:tcPr>
+          <w:p>
+            <w:pPr>
+              <w:tabs>
+                <w:tab w:pos="4082" w:val="left"/>
+              </w:tabs>
+              <w:spacing w:before="0" w:after="0" w:line="240" w:lineRule="auto"/>
+              <w:ind w:left="624" w:hanging="624"/>
+            </w:pPr>
+            <w:r/>
+            <w:r>
+              <w:rPr>
+                <w:rFonts w:ascii="仿宋_GB2312" w:hAnsi="仿宋_GB2312" w:eastAsia="仿宋_GB2312"/>
+                <w:b w:val="0"/>
+                <w:sz w:val="24"/>
+              </w:rPr>
+              <w:t>致：海口市工程监理有限公司</w:t>
+              <w:tab/>
+              <w:t>（监理单位）</w:t>
+              <w:br/>
+            </w:r>
+            <w:r>
+              <w:rPr>
+                <w:rFonts w:ascii="仿宋_GB2312" w:hAnsi="仿宋_GB2312" w:eastAsia="仿宋_GB2312"/>
+                <w:b w:val="0"/>
+                <w:sz w:val="24"/>
+              </w:rPr>
+              <w:t>琼海市万泉镇中心幼儿园</w:t>
+              <w:tab/>
+              <w:t>（使用单位）</w:t>
+              <w:br/>
+            </w:r>
+            <w:r>
+              <w:rPr>
+                <w:rFonts w:ascii="仿宋_GB2312" w:hAnsi="仿宋_GB2312" w:eastAsia="仿宋_GB2312"/>
+                <w:b w:val="0"/>
+                <w:sz w:val="24"/>
+              </w:rPr>
+              <w:t>中昌设计集团有限公司</w:t>
+              <w:tab/>
+              <w:t>（设计单位）</w:t>
+              <w:br/>
+            </w:r>
+            <w:r>
+              <w:rPr>
+                <w:rFonts w:ascii="仿宋_GB2312" w:hAnsi="仿宋_GB2312" w:eastAsia="仿宋_GB2312"/>
+                <w:b w:val="0"/>
+                <w:sz w:val="24"/>
+              </w:rPr>
+              <w:t>琼海市城市投资运营有限公司</w:t>
+              <w:tab/>
+              <w:t>（建设单位）</w:t>
+              <w:br/>
+            </w:r>
+            <w:r>
+              <w:rPr>
+                <w:rFonts w:ascii="仿宋_GB2312" w:hAnsi="仿宋_GB2312" w:eastAsia="仿宋_GB2312"/>
+                <w:b w:val="0"/>
+                <w:sz w:val="24"/>
+              </w:rPr>
+              <w:t>琼海市教育局</w:t>
+              <w:tab/>
+            </w:r>
+          </w:p>
+          <w:p>
+            <w:pPr>
+              <w:spacing w:before="160" w:after="0" w:line="240" w:lineRule="auto"/>
+            </w:pPr>
+            <w:r>
+              <w:rPr>
+                <w:rFonts w:ascii="仿宋_GB2312" w:hAnsi="仿宋_GB2312" w:eastAsia="仿宋_GB2312"/>
+                <w:b w:val="0"/>
+                <w:sz w:val="24"/>
+              </w:rPr>
+              <w:t>事由：</w:t>
+            </w:r>
+          </w:p>
+          <w:p>
+            <w:pPr>
+              <w:spacing w:before="0" w:after="0" w:line="240" w:lineRule="auto"/>
+              <w:ind w:firstLine="480"/>
+            </w:pPr>
+            <w:r>
+              <w:rPr>
+                <w:rFonts w:ascii="仿宋_GB2312" w:hAnsi="仿宋_GB2312" w:eastAsia="仿宋_GB2312"/>
+                <w:b w:val="0"/>
+                <w:sz w:val="24"/>
+              </w:rPr>
+              <w:t>根据现场实际情况及使用单位提出的若干意见，对原设计图纸做出部分修改，以下内容为对工作联系单（编号1）的补充说明，工作联系单（编号1）与本联系单（编号2）合并后与本项目东升幼儿园工程量确认单内容一一对应：</w:t>
+            </w:r>
+          </w:p>
+          <w:p>
+            <w:pPr>
+              <w:spacing w:before="0" w:after="0" w:line="240" w:lineRule="auto"/>
+            </w:pPr>
+            <w:r>
+              <w:rPr>
+                <w:rFonts w:ascii="仿宋_GB2312" w:hAnsi="仿宋_GB2312" w:eastAsia="仿宋_GB2312"/>
+                <w:b w:val="0"/>
+                <w:sz w:val="24"/>
+              </w:rPr>
+              <w:t>1.大门口消防车道拆除原混凝土路面后新建，面积103.79㎡（拆除量按施工资料结算）；大门内消防车道坡道两侧增加挡土墙，总长22.97m；坡道两侧新增镀锌栏杆扶手，总长度15.5m。</w:t>
+            </w:r>
+          </w:p>
+          <w:p>
+            <w:pPr>
+              <w:spacing w:before="0" w:after="0" w:line="240" w:lineRule="auto"/>
+            </w:pPr>
+            <w:r>
+              <w:rPr>
+                <w:rFonts w:ascii="仿宋_GB2312" w:hAnsi="仿宋_GB2312" w:eastAsia="仿宋_GB2312"/>
+                <w:b w:val="0"/>
+                <w:sz w:val="24"/>
+              </w:rPr>
+              <w:t>2.取消原电动伸缩门1座，替换为成品双扇咖色氟碳漆热镀锌方管大门，高2.5m总宽6m；大门外指定场地换填300厚种植土铺设台湾草438㎡，种植面积以最终现场为准。</w:t>
+            </w:r>
+          </w:p>
+          <w:p>
+            <w:pPr>
+              <w:spacing w:before="0" w:after="0" w:line="240" w:lineRule="auto"/>
+            </w:pPr>
+            <w:r>
+              <w:rPr>
+                <w:rFonts w:ascii="仿宋_GB2312" w:hAnsi="仿宋_GB2312" w:eastAsia="仿宋_GB2312"/>
+                <w:b w:val="0"/>
+                <w:sz w:val="24"/>
+              </w:rPr>
+              <w:t>3.应使用单位要求拆除单层混合结构建筑(面积据拆除影像资料据实结算）；清理后原场地做硬化并铺设悬浮式地板，面积70平方米，拼接图案厂家提供，中心点标高高于周边地面0.03并与之找坡平接；原单层混合结构建筑门口位置增设铸铁盖板14.4m。</w:t>
+            </w:r>
+          </w:p>
+          <w:p>
+            <w:pPr>
+              <w:spacing w:before="0" w:after="0" w:line="240" w:lineRule="auto"/>
+            </w:pPr>
+            <w:r>
+              <w:rPr>
+                <w:rFonts w:ascii="仿宋_GB2312" w:hAnsi="仿宋_GB2312" w:eastAsia="仿宋_GB2312"/>
+                <w:b w:val="0"/>
+                <w:sz w:val="24"/>
+              </w:rPr>
+              <w:t>4.应业主要求对新建围墙做法进行变更，其中总高2.9m的围墙长105.05m，总高2.5m的围墙长29.94m，做法见图。</w:t>
+            </w:r>
+          </w:p>
+          <w:p>
+            <w:pPr>
+              <w:spacing w:before="0" w:after="0" w:line="240" w:lineRule="auto"/>
+            </w:pPr>
+            <w:r>
+              <w:rPr>
+                <w:rFonts w:ascii="仿宋_GB2312" w:hAnsi="仿宋_GB2312" w:eastAsia="仿宋_GB2312"/>
+                <w:b w:val="0"/>
+                <w:sz w:val="24"/>
+              </w:rPr>
+              <w:t>5.根据现场排水需要，在隔油池（见工作联系单一第3条）旁边增设两个铸铁篦子雨水口，通过5.4mDN200波纹管排至雨水井。</w:t>
+            </w:r>
+          </w:p>
+          <w:p>
+            <w:pPr>
+              <w:spacing w:before="120" w:after="0" w:line="240" w:lineRule="auto"/>
+              <w:ind w:firstLine="480"/>
+            </w:pPr>
+            <w:r>
+              <w:rPr>
+                <w:rFonts w:ascii="仿宋_GB2312" w:hAnsi="仿宋_GB2312" w:eastAsia="仿宋_GB2312"/>
+                <w:b w:val="0"/>
+                <w:sz w:val="24"/>
+              </w:rPr>
+              <w:t>请各参建单位予以确认。</w:t>
+            </w:r>
+          </w:p>
+          <w:p>
+            <w:pPr>
+              <w:spacing w:before="80" w:after="0" w:line="240" w:lineRule="auto"/>
+              <w:ind w:right="1134"/>
+              <w:jc w:val="right"/>
+            </w:pPr>
+            <w:r>
+              <w:rPr>
+                <w:rFonts w:ascii="仿宋_GB2312" w:hAnsi="仿宋_GB2312" w:eastAsia="仿宋_GB2312"/>
+                <w:b w:val="0"/>
+                <w:sz w:val="24"/>
+              </w:rPr>
+              <w:t>承包单位：</w:t>
+            </w:r>
+          </w:p>
+          <w:p>
+            <w:pPr>
+              <w:spacing w:before="80" w:after="0" w:line="240" w:lineRule="auto"/>
+              <w:ind w:right="1134"/>
+              <w:jc w:val="right"/>
+            </w:pPr>
+            <w:r>
+              <w:rPr>
+                <w:rFonts w:ascii="仿宋_GB2312" w:hAnsi="仿宋_GB2312" w:eastAsia="仿宋_GB2312"/>
+                <w:b w:val="0"/>
+                <w:sz w:val="24"/>
+              </w:rPr>
+              <w:t>项目经理：</w:t>
+            </w:r>
+          </w:p>
+          <w:p>
+            <w:pPr>
+              <w:spacing w:before="80" w:after="0" w:line="240" w:lineRule="auto"/>
+              <w:ind w:right="1134"/>
+              <w:jc w:val="right"/>
+            </w:pPr>
+            <w:r>
+              <w:rPr>
+                <w:rFonts w:ascii="仿宋_GB2312" w:hAnsi="仿宋_GB2312" w:eastAsia="仿宋_GB2312"/>
+                <w:b w:val="0"/>
+                <w:sz w:val="24"/>
+              </w:rPr>
+              <w:t>日　　期：</w:t>
+            </w:r>
+          </w:p>
+        </w:tc>
+      </w:tr>
+      <w:tr>
         <w:trPr>
-          <w:trHeight w:val="1474"/>
+          <w:trHeight w:val="1531" w:hRule="atLeast"/>
         </w:trPr>
         <w:tc>
           <w:tcPr>
-            <w:tcW w:type="dxa" w:w="4873"/>
+            <w:tcW w:type="dxa" w:w="3402"/>
+            <w:tcMar>
+              <w:top w:w="40" w:type="dxa"/>
+              <w:bottom w:w="40" w:type="dxa"/>
+              <w:left w:w="80" w:type="dxa"/>
+              <w:right w:w="80" w:type="dxa"/>
+            </w:tcMar>
+            <w:vAlign w:val="top"/>
           </w:tcPr>
           <w:p>
+            <w:pPr>
+              <w:spacing w:before="0" w:after="0" w:line="240" w:lineRule="auto"/>
+              <w:jc w:val="left"/>
+            </w:pPr>
             <w:r/>
             <w:r>
               <w:rPr>
@@ -266,40 +305,57 @@
               <w:t>监理单位意见：</w:t>
             </w:r>
           </w:p>
-          <w:p/>
-          <w:p/>
         </w:tc>
         <w:tc>
           <w:tcPr>
-            <w:tcW w:type="dxa" w:w="4873"/>
+            <w:tcW w:type="dxa" w:w="6423"/>
+            <w:tcMar>
+              <w:top w:w="40" w:type="dxa"/>
+              <w:bottom w:w="40" w:type="dxa"/>
+              <w:left w:w="80" w:type="dxa"/>
+              <w:right w:w="80" w:type="dxa"/>
+            </w:tcMar>
+            <w:vAlign w:val="top"/>
           </w:tcPr>
           <w:p>
+            <w:pPr>
+              <w:spacing w:before="0" w:after="0" w:line="240" w:lineRule="auto"/>
+              <w:jc w:val="left"/>
+            </w:pPr>
             <w:r/>
             <w:r>
               <w:rPr>
                 <w:rFonts w:ascii="仿宋_GB2312" w:hAnsi="仿宋_GB2312" w:eastAsia="仿宋_GB2312"/>
                 <w:b w:val="0"/>
-                <w:sz w:val="22"/>
+                <w:sz w:val="24"/>
               </w:rPr>
               <w:t>监理单位（盖章）：</w:t>
             </w:r>
           </w:p>
           <w:p>
+            <w:pPr>
+              <w:spacing w:before="0" w:after="0" w:line="240" w:lineRule="auto"/>
+              <w:jc w:val="left"/>
+            </w:pPr>
             <w:r>
               <w:rPr>
                 <w:rFonts w:ascii="仿宋_GB2312" w:hAnsi="仿宋_GB2312" w:eastAsia="仿宋_GB2312"/>
                 <w:b w:val="0"/>
-                <w:sz w:val="22"/>
+                <w:sz w:val="24"/>
               </w:rPr>
               <w:t>总监理工程师（签字）：</w:t>
             </w:r>
           </w:p>
           <w:p>
+            <w:pPr>
+              <w:spacing w:before="0" w:after="0" w:line="240" w:lineRule="auto"/>
+              <w:jc w:val="left"/>
+            </w:pPr>
             <w:r>
               <w:rPr>
                 <w:rFonts w:ascii="仿宋_GB2312" w:hAnsi="仿宋_GB2312" w:eastAsia="仿宋_GB2312"/>
                 <w:b w:val="0"/>
-                <w:sz w:val="22"/>
+                <w:sz w:val="24"/>
               </w:rPr>
               <w:t>日期：</w:t>
             </w:r>
@@ -308,13 +364,24 @@
       </w:tr>
       <w:tr>
         <w:trPr>
-          <w:trHeight w:val="1474"/>
+          <w:trHeight w:val="1531" w:hRule="atLeast"/>
         </w:trPr>
         <w:tc>
           <w:tcPr>
-            <w:tcW w:type="dxa" w:w="4873"/>
+            <w:tcW w:type="dxa" w:w="3402"/>
+            <w:tcMar>
+              <w:top w:w="40" w:type="dxa"/>
+              <w:bottom w:w="40" w:type="dxa"/>
+              <w:left w:w="80" w:type="dxa"/>
+              <w:right w:w="80" w:type="dxa"/>
+            </w:tcMar>
+            <w:vAlign w:val="top"/>
           </w:tcPr>
           <w:p>
+            <w:pPr>
+              <w:spacing w:before="0" w:after="0" w:line="240" w:lineRule="auto"/>
+              <w:jc w:val="left"/>
+            </w:pPr>
             <w:r/>
             <w:r>
               <w:rPr>
@@ -325,40 +392,57 @@
               <w:t>使用单位意见：</w:t>
             </w:r>
           </w:p>
-          <w:p/>
-          <w:p/>
         </w:tc>
         <w:tc>
           <w:tcPr>
-            <w:tcW w:type="dxa" w:w="4873"/>
+            <w:tcW w:type="dxa" w:w="6423"/>
+            <w:tcMar>
+              <w:top w:w="40" w:type="dxa"/>
+              <w:bottom w:w="40" w:type="dxa"/>
+              <w:left w:w="80" w:type="dxa"/>
+              <w:right w:w="80" w:type="dxa"/>
+            </w:tcMar>
+            <w:vAlign w:val="top"/>
           </w:tcPr>
           <w:p>
+            <w:pPr>
+              <w:spacing w:before="0" w:after="0" w:line="240" w:lineRule="auto"/>
+              <w:jc w:val="left"/>
+            </w:pPr>
             <w:r/>
             <w:r>
               <w:rPr>
                 <w:rFonts w:ascii="仿宋_GB2312" w:hAnsi="仿宋_GB2312" w:eastAsia="仿宋_GB2312"/>
                 <w:b w:val="0"/>
-                <w:sz w:val="22"/>
+                <w:sz w:val="24"/>
               </w:rPr>
               <w:t>使用单位（盖章）：</w:t>
             </w:r>
           </w:p>
           <w:p>
+            <w:pPr>
+              <w:spacing w:before="0" w:after="0" w:line="240" w:lineRule="auto"/>
+              <w:jc w:val="left"/>
+            </w:pPr>
             <w:r>
               <w:rPr>
                 <w:rFonts w:ascii="仿宋_GB2312" w:hAnsi="仿宋_GB2312" w:eastAsia="仿宋_GB2312"/>
                 <w:b w:val="0"/>
-                <w:sz w:val="22"/>
+                <w:sz w:val="24"/>
               </w:rPr>
               <w:t>项目负责人（签字）：</w:t>
             </w:r>
           </w:p>
           <w:p>
+            <w:pPr>
+              <w:spacing w:before="0" w:after="0" w:line="240" w:lineRule="auto"/>
+              <w:jc w:val="left"/>
+            </w:pPr>
             <w:r>
               <w:rPr>
                 <w:rFonts w:ascii="仿宋_GB2312" w:hAnsi="仿宋_GB2312" w:eastAsia="仿宋_GB2312"/>
                 <w:b w:val="0"/>
-                <w:sz w:val="22"/>
+                <w:sz w:val="24"/>
               </w:rPr>
               <w:t>日期：</w:t>
             </w:r>
@@ -367,13 +451,24 @@
       </w:tr>
       <w:tr>
         <w:trPr>
-          <w:trHeight w:val="1474"/>
+          <w:trHeight w:val="1531" w:hRule="atLeast"/>
         </w:trPr>
         <w:tc>
           <w:tcPr>
-            <w:tcW w:type="dxa" w:w="4873"/>
+            <w:tcW w:type="dxa" w:w="3402"/>
+            <w:tcMar>
+              <w:top w:w="40" w:type="dxa"/>
+              <w:bottom w:w="40" w:type="dxa"/>
+              <w:left w:w="80" w:type="dxa"/>
+              <w:right w:w="80" w:type="dxa"/>
+            </w:tcMar>
+            <w:vAlign w:val="top"/>
           </w:tcPr>
           <w:p>
+            <w:pPr>
+              <w:spacing w:before="0" w:after="0" w:line="240" w:lineRule="auto"/>
+              <w:jc w:val="left"/>
+            </w:pPr>
             <w:r/>
             <w:r>
               <w:rPr>
@@ -384,40 +479,57 @@
               <w:t>设计单位意见：</w:t>
             </w:r>
           </w:p>
-          <w:p/>
-          <w:p/>
         </w:tc>
         <w:tc>
           <w:tcPr>
-            <w:tcW w:type="dxa" w:w="4873"/>
+            <w:tcW w:type="dxa" w:w="6423"/>
+            <w:tcMar>
+              <w:top w:w="40" w:type="dxa"/>
+              <w:bottom w:w="40" w:type="dxa"/>
+              <w:left w:w="80" w:type="dxa"/>
+              <w:right w:w="80" w:type="dxa"/>
+            </w:tcMar>
+            <w:vAlign w:val="top"/>
           </w:tcPr>
           <w:p>
+            <w:pPr>
+              <w:spacing w:before="0" w:after="0" w:line="240" w:lineRule="auto"/>
+              <w:jc w:val="left"/>
+            </w:pPr>
             <w:r/>
             <w:r>
               <w:rPr>
                 <w:rFonts w:ascii="仿宋_GB2312" w:hAnsi="仿宋_GB2312" w:eastAsia="仿宋_GB2312"/>
                 <w:b w:val="0"/>
-                <w:sz w:val="22"/>
+                <w:sz w:val="24"/>
               </w:rPr>
               <w:t>设计单位（盖章）：</w:t>
             </w:r>
           </w:p>
           <w:p>
+            <w:pPr>
+              <w:spacing w:before="0" w:after="0" w:line="240" w:lineRule="auto"/>
+              <w:jc w:val="left"/>
+            </w:pPr>
             <w:r>
               <w:rPr>
                 <w:rFonts w:ascii="仿宋_GB2312" w:hAnsi="仿宋_GB2312" w:eastAsia="仿宋_GB2312"/>
                 <w:b w:val="0"/>
-                <w:sz w:val="22"/>
+                <w:sz w:val="24"/>
               </w:rPr>
               <w:t>项目负责人（签字）：</w:t>
             </w:r>
           </w:p>
           <w:p>
+            <w:pPr>
+              <w:spacing w:before="0" w:after="0" w:line="240" w:lineRule="auto"/>
+              <w:jc w:val="left"/>
+            </w:pPr>
             <w:r>
               <w:rPr>
                 <w:rFonts w:ascii="仿宋_GB2312" w:hAnsi="仿宋_GB2312" w:eastAsia="仿宋_GB2312"/>
                 <w:b w:val="0"/>
-                <w:sz w:val="22"/>
+                <w:sz w:val="24"/>
               </w:rPr>
               <w:t>日期：</w:t>
             </w:r>
@@ -426,13 +538,24 @@
       </w:tr>
       <w:tr>
         <w:trPr>
-          <w:trHeight w:val="1474"/>
+          <w:trHeight w:val="1531" w:hRule="atLeast"/>
         </w:trPr>
         <w:tc>
           <w:tcPr>
-            <w:tcW w:type="dxa" w:w="4873"/>
+            <w:tcW w:type="dxa" w:w="3402"/>
+            <w:tcMar>
+              <w:top w:w="40" w:type="dxa"/>
+              <w:bottom w:w="40" w:type="dxa"/>
+              <w:left w:w="80" w:type="dxa"/>
+              <w:right w:w="80" w:type="dxa"/>
+            </w:tcMar>
+            <w:vAlign w:val="top"/>
           </w:tcPr>
           <w:p>
+            <w:pPr>
+              <w:spacing w:before="0" w:after="0" w:line="240" w:lineRule="auto"/>
+              <w:jc w:val="left"/>
+            </w:pPr>
             <w:r/>
             <w:r>
               <w:rPr>
@@ -443,40 +566,57 @@
               <w:t>建设单位意见：</w:t>
             </w:r>
           </w:p>
-          <w:p/>
-          <w:p/>
         </w:tc>
         <w:tc>
           <w:tcPr>
-            <w:tcW w:type="dxa" w:w="4873"/>
+            <w:tcW w:type="dxa" w:w="6423"/>
+            <w:tcMar>
+              <w:top w:w="40" w:type="dxa"/>
+              <w:bottom w:w="40" w:type="dxa"/>
+              <w:left w:w="80" w:type="dxa"/>
+              <w:right w:w="80" w:type="dxa"/>
+            </w:tcMar>
+            <w:vAlign w:val="top"/>
           </w:tcPr>
           <w:p>
+            <w:pPr>
+              <w:spacing w:before="0" w:after="0" w:line="240" w:lineRule="auto"/>
+              <w:jc w:val="left"/>
+            </w:pPr>
             <w:r/>
             <w:r>
               <w:rPr>
                 <w:rFonts w:ascii="仿宋_GB2312" w:hAnsi="仿宋_GB2312" w:eastAsia="仿宋_GB2312"/>
                 <w:b w:val="0"/>
-                <w:sz w:val="22"/>
+                <w:sz w:val="24"/>
               </w:rPr>
               <w:t>建设单位（盖章）：</w:t>
             </w:r>
           </w:p>
           <w:p>
+            <w:pPr>
+              <w:spacing w:before="0" w:after="0" w:line="240" w:lineRule="auto"/>
+              <w:jc w:val="left"/>
+            </w:pPr>
             <w:r>
               <w:rPr>
                 <w:rFonts w:ascii="仿宋_GB2312" w:hAnsi="仿宋_GB2312" w:eastAsia="仿宋_GB2312"/>
                 <w:b w:val="0"/>
-                <w:sz w:val="22"/>
+                <w:sz w:val="24"/>
               </w:rPr>
               <w:t>项目负责人（签字）：</w:t>
             </w:r>
           </w:p>
           <w:p>
+            <w:pPr>
+              <w:spacing w:before="0" w:after="0" w:line="240" w:lineRule="auto"/>
+              <w:jc w:val="left"/>
+            </w:pPr>
             <w:r>
               <w:rPr>
                 <w:rFonts w:ascii="仿宋_GB2312" w:hAnsi="仿宋_GB2312" w:eastAsia="仿宋_GB2312"/>
                 <w:b w:val="0"/>
-                <w:sz w:val="22"/>
+                <w:sz w:val="24"/>
               </w:rPr>
               <w:t>日期：</w:t>
             </w:r>
@@ -485,13 +625,24 @@
       </w:tr>
       <w:tr>
         <w:trPr>
-          <w:trHeight w:val="1474"/>
+          <w:trHeight w:val="1531" w:hRule="atLeast"/>
         </w:trPr>
         <w:tc>
           <w:tcPr>
-            <w:tcW w:type="dxa" w:w="4873"/>
+            <w:tcW w:type="dxa" w:w="3402"/>
+            <w:tcMar>
+              <w:top w:w="40" w:type="dxa"/>
+              <w:bottom w:w="40" w:type="dxa"/>
+              <w:left w:w="80" w:type="dxa"/>
+              <w:right w:w="80" w:type="dxa"/>
+            </w:tcMar>
+            <w:vAlign w:val="top"/>
           </w:tcPr>
           <w:p>
+            <w:pPr>
+              <w:spacing w:before="0" w:after="0" w:line="240" w:lineRule="auto"/>
+              <w:jc w:val="left"/>
+            </w:pPr>
             <w:r/>
             <w:r>
               <w:rPr>
@@ -502,40 +653,57 @@
               <w:t>教育局意见：</w:t>
             </w:r>
           </w:p>
-          <w:p/>
-          <w:p/>
         </w:tc>
         <w:tc>
           <w:tcPr>
-            <w:tcW w:type="dxa" w:w="4873"/>
+            <w:tcW w:type="dxa" w:w="6423"/>
+            <w:tcMar>
+              <w:top w:w="40" w:type="dxa"/>
+              <w:bottom w:w="40" w:type="dxa"/>
+              <w:left w:w="80" w:type="dxa"/>
+              <w:right w:w="80" w:type="dxa"/>
+            </w:tcMar>
+            <w:vAlign w:val="top"/>
           </w:tcPr>
           <w:p>
+            <w:pPr>
+              <w:spacing w:before="0" w:after="0" w:line="240" w:lineRule="auto"/>
+              <w:jc w:val="left"/>
+            </w:pPr>
             <w:r/>
             <w:r>
               <w:rPr>
                 <w:rFonts w:ascii="仿宋_GB2312" w:hAnsi="仿宋_GB2312" w:eastAsia="仿宋_GB2312"/>
                 <w:b w:val="0"/>
-                <w:sz w:val="22"/>
+                <w:sz w:val="24"/>
               </w:rPr>
               <w:t>琼海市教育局（盖章）：</w:t>
             </w:r>
           </w:p>
           <w:p>
+            <w:pPr>
+              <w:spacing w:before="0" w:after="0" w:line="240" w:lineRule="auto"/>
+              <w:jc w:val="left"/>
+            </w:pPr>
             <w:r>
               <w:rPr>
                 <w:rFonts w:ascii="仿宋_GB2312" w:hAnsi="仿宋_GB2312" w:eastAsia="仿宋_GB2312"/>
                 <w:b w:val="0"/>
-                <w:sz w:val="22"/>
+                <w:sz w:val="24"/>
               </w:rPr>
               <w:t>项目负责人（签字）：</w:t>
             </w:r>
           </w:p>
           <w:p>
+            <w:pPr>
+              <w:spacing w:before="0" w:after="0" w:line="240" w:lineRule="auto"/>
+              <w:jc w:val="left"/>
+            </w:pPr>
             <w:r>
               <w:rPr>
                 <w:rFonts w:ascii="仿宋_GB2312" w:hAnsi="仿宋_GB2312" w:eastAsia="仿宋_GB2312"/>
                 <w:b w:val="0"/>
-                <w:sz w:val="22"/>
+                <w:sz w:val="24"/>
               </w:rPr>
               <w:t>日期：</w:t>
             </w:r>
@@ -545,7 +713,7 @@
     </w:tbl>
     <w:sectPr>
       <w:pgSz w:w="12240" w:h="15840"/>
-      <w:pgMar w:top="1020" w:right="1247" w:bottom="1020" w:left="1247" w:header="720" w:footer="720" w:gutter="0"/>
+      <w:pgMar w:top="907" w:right="1043" w:bottom="907" w:left="1043" w:header="720" w:footer="720" w:gutter="0"/>
       <w:cols w:space="720"/>
       <w:docGrid w:linePitch="360"/>
     </w:sectPr>
